--- a/task125/golden/hls_visit_limit_note_2026q3.docx
+++ b/task125/golden/hls_visit_limit_note_2026q3.docx
@@ -217,7 +217,7 @@
           <w:i w:val="0"/>
           <w:sz w:val="25"/>
         </w:rPr>
-        <w:t>Almost all of the July to September rise in unemployment is the visit cap, and the cap stays in the published rates until September 2027 even if six visits return in January</w:t>
+        <w:t>Most of the July to September rise in unemployment is the first-interview visit cap, whose effect on the published rates goes on building into 2027 before it fades</w:t>
       </w:r>
     </w:p>
     <w:p>
@@ -226,7 +226,7 @@
           <w:b w:val="0"/>
           <w:i w:val="0"/>
         </w:rPr>
-        <w:t>The published unemployment rate rose 0.27 point to 5.27 per cent between April to June and July to September. The three-visit cap on first interviews accounts for 0.22 point of that rise and the labour market for 0.05 point: had first interviews kept six visits, the rate would have been 5.04 per cent. The employment rate fell 0.65 point to 59.36 per cent; the cap took 0.74 point off it, so with six visits it would have been 60.10 per cent, 0.09 point above April to June.</w:t>
+        <w:t>The published unemployment rate rose 0.27 point to 5.86 per cent between April to June and July to September. The three-visit cap on first interviews accounts for 0.18 point of that rise and the labour market for 0.09 point. The cap was already in the April to June rate: on six visits throughout, the rate would have been 5.38 per cent in April to June and 5.47 per cent in July to September. The employment rate fell 0.34 point to 58.54 per cent; the cap took 0.63 point off the change, so on six visits throughout employment rose 0.29 point, from 59.67 to 59.96 per cent.</w:t>
       </w:r>
     </w:p>
     <w:p>
@@ -235,7 +235,7 @@
           <w:b w:val="0"/>
           <w:i w:val="0"/>
         </w:rPr>
-        <w:t>The cap removes the households we find only at a fourth, fifth or sixth visit: adults out by day, most of them in work. We recruit a household once and keep it for five quarters, so the households the July to September and October to December intakes did not recruit are missing from the sample in every quarter those intakes stay in it, interviewed or not by telephone. Their lower unemployment fades as their circumstances change and as some of them would have left the panel, but it does not go: the gap is largest in October to December, when both capped intakes are in the sample, and it is still there in July to September 2027, when the first capped intake is at its fifth wave and the second at its fourth.</w:t>
+        <w:t>The cap removes the households we find only at a fourth, fifth or sixth visit: adults out by day, most of them in work. We recruit a household once and keep it for five quarters, so an intake issued under the cap is short of those households in every quarter it stays in the sample, not only in the quarter it is first interviewed. First interviews have been capped since the April to June intake, so two of July to September's five intakes were recruited under the cap, three of October to December's and four of January to March 2027's. That is what makes the gap grow: it is 0.39 point on the unemployment rate in July to September 2026, 0.53 in October to December and 0.62 in January to March 2027, and 1.42, 1.97 and 2.44 point on the employment rate in the same quarters (0.79 in April to June 2026).</w:t>
       </w:r>
     </w:p>
     <w:p>
@@ -247,7 +247,7 @@
           <w:b w:val="0"/>
           <w:i w:val="0"/>
         </w:rPr>
-        <w:t>If first interviews go back to six visits from January 2027, the published unemployment rate will sit above the six-visit rate by 0.37 point in October to December 2026, 0.25 in January to March 2027, 0.19 in April to June and 0.07 in July to September 2027. The employment rate will sit below it by 1.37, 1.11, 0.93 and 0.63 point in the same quarters (0.74 in July to September 2026). The rates are back on the six-visit basis from January to March 2028, once the October to December 2026 intake has left the sample.</w:t>
+        <w:t>With first interviews back on six visits from 1 April 2027 the gap falls as the capped intakes leave the panel, but it does not go while they are in it: the unemployment rate sits 0.47 point above the six-visit rate in April to June 2027 and 0.28 in July to September 2027, and the employment rate 1.88 and 1.19 point below it. The published rates are back on a six-visit basis from April to June 2028, once the January to March 2027 intake has left the sample. The lower unemployment of the households the cap misses fades over their four telephone waves as their circumstances change and as some of them would have left the panel, which is why the gap does not simply add up across the capped intakes.</w:t>
       </w:r>
     </w:p>
     <w:p>
@@ -365,7 +365,7 @@
                 <w:b/>
                 <w:sz w:val="18"/>
               </w:rPr>
-              <w:t>Capped intakes in the sample</w:t>
+              <w:t>Capped intakes in the sample, by wave</w:t>
             </w:r>
           </w:p>
         </w:tc>
@@ -437,7 +437,7 @@
               <w:rPr>
                 <w:sz w:val="18"/>
               </w:rPr>
-              <w:t>Jul-Sep 2026 intake at wave 1</w:t>
+              <w:t>2 of 5, at waves 1 and 2</w:t>
             </w:r>
           </w:p>
         </w:tc>
@@ -455,7 +455,7 @@
               <w:rPr>
                 <w:sz w:val="18"/>
               </w:rPr>
-              <w:t>+0.22</w:t>
+              <w:t>+0.39</w:t>
             </w:r>
           </w:p>
         </w:tc>
@@ -473,7 +473,7 @@
               <w:rPr>
                 <w:sz w:val="18"/>
               </w:rPr>
-              <w:t>-0.74</w:t>
+              <w:t>-1.42</w:t>
             </w:r>
           </w:p>
         </w:tc>
@@ -509,7 +509,7 @@
               <w:rPr>
                 <w:sz w:val="18"/>
               </w:rPr>
-              <w:t>Jul-Sep intake at wave 2; Oct-Dec at wave 1</w:t>
+              <w:t>3 of 5, at waves 1, 2 and 3</w:t>
             </w:r>
           </w:p>
         </w:tc>
@@ -527,7 +527,7 @@
               <w:rPr>
                 <w:sz w:val="18"/>
               </w:rPr>
-              <w:t>+0.37</w:t>
+              <w:t>+0.53</w:t>
             </w:r>
           </w:p>
         </w:tc>
@@ -545,7 +545,7 @@
               <w:rPr>
                 <w:sz w:val="18"/>
               </w:rPr>
-              <w:t>-1.37</w:t>
+              <w:t>-1.97</w:t>
             </w:r>
           </w:p>
         </w:tc>
@@ -581,7 +581,7 @@
               <w:rPr>
                 <w:sz w:val="18"/>
               </w:rPr>
-              <w:t>waves 3 and 2</w:t>
+              <w:t>4 of 5, at waves 1, 2, 3 and 4</w:t>
             </w:r>
           </w:p>
         </w:tc>
@@ -599,7 +599,7 @@
               <w:rPr>
                 <w:sz w:val="18"/>
               </w:rPr>
-              <w:t>+0.25</w:t>
+              <w:t>+0.62</w:t>
             </w:r>
           </w:p>
         </w:tc>
@@ -617,7 +617,7 @@
               <w:rPr>
                 <w:sz w:val="18"/>
               </w:rPr>
-              <w:t>-1.11</w:t>
+              <w:t>-2.44</w:t>
             </w:r>
           </w:p>
         </w:tc>
@@ -653,7 +653,7 @@
               <w:rPr>
                 <w:sz w:val="18"/>
               </w:rPr>
-              <w:t>waves 4 and 3</w:t>
+              <w:t>4 of 5, at waves 2, 3, 4 and 5</w:t>
             </w:r>
           </w:p>
         </w:tc>
@@ -671,7 +671,7 @@
               <w:rPr>
                 <w:sz w:val="18"/>
               </w:rPr>
-              <w:t>+0.19</w:t>
+              <w:t>+0.47</w:t>
             </w:r>
           </w:p>
         </w:tc>
@@ -689,7 +689,7 @@
               <w:rPr>
                 <w:sz w:val="18"/>
               </w:rPr>
-              <w:t>-0.93</w:t>
+              <w:t>-1.88</w:t>
             </w:r>
           </w:p>
         </w:tc>
@@ -725,7 +725,7 @@
               <w:rPr>
                 <w:sz w:val="18"/>
               </w:rPr>
-              <w:t>waves 5 and 4</w:t>
+              <w:t>3 of 5, at waves 3, 4 and 5</w:t>
             </w:r>
           </w:p>
         </w:tc>
@@ -743,7 +743,7 @@
               <w:rPr>
                 <w:sz w:val="18"/>
               </w:rPr>
-              <w:t>+0.07</w:t>
+              <w:t>+0.28</w:t>
             </w:r>
           </w:p>
         </w:tc>
@@ -761,7 +761,7 @@
               <w:rPr>
                 <w:sz w:val="18"/>
               </w:rPr>
-              <w:t>-0.63</w:t>
+              <w:t>-1.19</w:t>
             </w:r>
           </w:p>
         </w:tc>
@@ -779,7 +779,7 @@
           <w:i w:val="0"/>
           <w:sz w:val="18"/>
         </w:rPr>
-        <w:t>How the gap is measured. As section 5 of the methods note sets out, the cap is applied to April to June 2026, the last full quarter before it: for each quarter, the households first interviewed at a fourth to sixth visit are taken out of the waves the capped intakes will occupy, the remaining sample is raked again to the April to June controls, and the gap is the change in each rate. Taking the cap out of wave 1 alone would show no gap from January 2027, and carrying the wave-1 gap unchanged into the later waves would overstate every 2027 quarter, because the missing households' unemployment and employment move back towards the rest of the sample after their first interview.</w:t>
+        <w:t>How the gap is measured. The cap is simulated on January to March 2026, the one quarter whose five intakes were all first interviewed on six visits and all have their visit histories in the call-record file: for each quarter ahead, the households first interviewed at a fourth to sixth visit are taken out of the waves that quarter's capped intakes hold, the remaining sample is raked again to the population controls, and the gap is the change in each rate. Removing them from wave 1 alone understates every quarter and shows no gap at all once six visits return; carrying the wave-1 difference unchanged into the later waves overstates every quarter.</w:t>
       </w:r>
     </w:p>
     <w:p>
